--- a/flow/20230927_hours/drafts/2024-03-u/06.03.docx
+++ b/flow/20230927_hours/drafts/2024-03-u/06.03.docx
@@ -4473,23 +4473,32 @@
       </w:r>
     </w:p>
     <w:p>
-      <w:pPr>
-        <w:spacing w:line="240" w:lineRule="auto"/>
-        <w:rPr>
-          <w:rFonts w:ascii="Times New Roman" w:hAnsi="Times New Roman"/>
-          <w:i/>
-          <w:color w:val="FF0000"/>
-          <w:sz w:val="24"/>
-        </w:rPr>
-      </w:pPr>
-      <w:r>
-        <w:rPr>
-          <w:rFonts w:ascii="Times New Roman" w:hAnsi="Times New Roman"/>
-          <w:i/>
-          <w:color w:val="FF0000"/>
-          <w:sz w:val="24"/>
-        </w:rPr>
-        <w:t xml:space="preserve">Тропар </w:t>
+      <w:r>
+        <w:rPr>
+          <w:rFonts w:ascii="Times New Roman" w:hAnsi="Times New Roman"/>
+          <w:i/>
+          <w:color w:val="FF0000"/>
+          <w:sz w:val="24"/>
+          <w:highlight w:val="white"/>
+        </w:rPr>
+        <w:t>Тропар (г. 4):</w:t>
+      </w:r>
+      <w:r>
+        <w:rPr>
+          <w:rFonts w:ascii="Times New Roman" w:hAnsi="Times New Roman"/>
+          <w:color w:val="FF0000"/>
+          <w:sz w:val="24"/>
+          <w:highlight w:val="white"/>
+        </w:rPr>
+        <w:t xml:space="preserve"> </w:t>
+      </w:r>
+      <w:r>
+        <w:rPr>
+          <w:rFonts w:ascii="Times New Roman" w:hAnsi="Times New Roman"/>
+          <w:sz w:val="24"/>
+          <w:highlight w:val="white"/>
+        </w:rPr>
+        <w:t>Мученики Твої, Господи,* у стражданнях своїх прийняли вінці нетлінні від Тебе, Бога нашого.* Мавши бо кріпость Твою, вони мучителів подолали,* сокрушили і демонів зухвальства безсильні.* їх молитвами спаси душі наші.</w:t>
       </w:r>
     </w:p>
     <w:p>
@@ -4892,23 +4901,31 @@
       </w:r>
     </w:p>
     <w:p>
-      <w:pPr>
-        <w:spacing w:line="240" w:lineRule="auto"/>
-        <w:rPr>
-          <w:rFonts w:ascii="Times New Roman" w:hAnsi="Times New Roman"/>
-          <w:i/>
-          <w:color w:val="FF0000"/>
-          <w:sz w:val="24"/>
-        </w:rPr>
-      </w:pPr>
-      <w:r>
-        <w:rPr>
-          <w:rFonts w:ascii="Times New Roman" w:hAnsi="Times New Roman"/>
-          <w:i/>
-          <w:color w:val="FF0000"/>
-          <w:sz w:val="24"/>
-        </w:rPr>
-        <w:t xml:space="preserve">Кондак </w:t>
+      <w:r>
+        <w:rPr>
+          <w:rFonts w:ascii="Times New Roman" w:hAnsi="Times New Roman"/>
+          <w:i/>
+          <w:color w:val="FF0000"/>
+          <w:sz w:val="24"/>
+          <w:highlight w:val="white"/>
+        </w:rPr>
+        <w:t>Кондак (г. 2):</w:t>
+      </w:r>
+      <w:r>
+        <w:rPr>
+          <w:rFonts w:ascii="Times New Roman" w:hAnsi="Times New Roman"/>
+          <w:sz w:val="24"/>
+          <w:highlight w:val="white"/>
+        </w:rPr>
+        <w:t xml:space="preserve"> Новоявленої віри зорі, з</w:t>
+      </w:r>
+      <w:r>
+        <w:rPr>
+          <w:rFonts w:ascii="Times New Roman" w:hAnsi="Times New Roman"/>
+          <w:sz w:val="24"/>
+          <w:highlight w:val="white"/>
+        </w:rPr>
+        <w:t>а Христа постраждавших* вельми похвальними вінцями увінчаймо достойно їх,* які за нас моляться Богові,* як стовпів істинних і заборола проводу християнського.</w:t>
       </w:r>
     </w:p>
     <w:p>
@@ -10050,23 +10067,32 @@
       </w:r>
     </w:p>
     <w:p>
-      <w:pPr>
-        <w:spacing w:line="240" w:lineRule="auto"/>
-        <w:rPr>
-          <w:rFonts w:ascii="Times New Roman" w:hAnsi="Times New Roman"/>
-          <w:i/>
-          <w:color w:val="FF0000"/>
-          <w:sz w:val="24"/>
-        </w:rPr>
-      </w:pPr>
-      <w:r>
-        <w:rPr>
-          <w:rFonts w:ascii="Times New Roman" w:hAnsi="Times New Roman"/>
-          <w:i/>
-          <w:color w:val="FF0000"/>
-          <w:sz w:val="24"/>
-        </w:rPr>
-        <w:t xml:space="preserve">Тропар </w:t>
+      <w:r>
+        <w:rPr>
+          <w:rFonts w:ascii="Times New Roman" w:hAnsi="Times New Roman"/>
+          <w:i/>
+          <w:color w:val="FF0000"/>
+          <w:sz w:val="24"/>
+          <w:highlight w:val="white"/>
+        </w:rPr>
+        <w:t>Тропар (г. 4):</w:t>
+      </w:r>
+      <w:r>
+        <w:rPr>
+          <w:rFonts w:ascii="Times New Roman" w:hAnsi="Times New Roman"/>
+          <w:color w:val="FF0000"/>
+          <w:sz w:val="24"/>
+          <w:highlight w:val="white"/>
+        </w:rPr>
+        <w:t xml:space="preserve"> </w:t>
+      </w:r>
+      <w:r>
+        <w:rPr>
+          <w:rFonts w:ascii="Times New Roman" w:hAnsi="Times New Roman"/>
+          <w:sz w:val="24"/>
+          <w:highlight w:val="white"/>
+        </w:rPr>
+        <w:t>Мученики Твої, Господи,* у стражданнях своїх прийняли вінці нетлінні від Тебе, Бога нашого.* Мавши бо кріпость Твою, вони мучителів подолали,* сокрушили і демонів зухвальства безсильні.* їх молитвами спаси душі наші.</w:t>
       </w:r>
     </w:p>
     <w:p>
@@ -10533,23 +10559,31 @@
       </w:r>
     </w:p>
     <w:p>
-      <w:pPr>
-        <w:spacing w:line="240" w:lineRule="auto"/>
-        <w:rPr>
-          <w:rFonts w:ascii="Times New Roman" w:hAnsi="Times New Roman"/>
-          <w:i/>
-          <w:color w:val="FF0000"/>
-          <w:sz w:val="24"/>
-        </w:rPr>
-      </w:pPr>
-      <w:r>
-        <w:rPr>
-          <w:rFonts w:ascii="Times New Roman" w:hAnsi="Times New Roman"/>
-          <w:i/>
-          <w:color w:val="FF0000"/>
-          <w:sz w:val="24"/>
-        </w:rPr>
-        <w:t xml:space="preserve">Кондак </w:t>
+      <w:r>
+        <w:rPr>
+          <w:rFonts w:ascii="Times New Roman" w:hAnsi="Times New Roman"/>
+          <w:i/>
+          <w:color w:val="FF0000"/>
+          <w:sz w:val="24"/>
+          <w:highlight w:val="white"/>
+        </w:rPr>
+        <w:t>Кондак (г. 2):</w:t>
+      </w:r>
+      <w:r>
+        <w:rPr>
+          <w:rFonts w:ascii="Times New Roman" w:hAnsi="Times New Roman"/>
+          <w:sz w:val="24"/>
+          <w:highlight w:val="white"/>
+        </w:rPr>
+        <w:t xml:space="preserve"> Новоявленої віри зорі, з</w:t>
+      </w:r>
+      <w:r>
+        <w:rPr>
+          <w:rFonts w:ascii="Times New Roman" w:hAnsi="Times New Roman"/>
+          <w:sz w:val="24"/>
+          <w:highlight w:val="white"/>
+        </w:rPr>
+        <w:t>а Христа постраждавших* вельми похвальними вінцями увінчаймо достойно їх,* які за нас моляться Богові,* як стовпів істинних і заборола проводу християнського.</w:t>
       </w:r>
     </w:p>
     <w:p>
